--- a/apps/corpoelec-sigi-gestion-planificacion-distribucion/docs/NAC_2026_GGPD_AUDITORIA_TECNICA_CONFORMIDAD_ISO_COBIT_V01.docx
+++ b/apps/corpoelec-sigi-gestion-planificacion-distribucion/docs/NAC_2026_GGPD_AUDITORIA_TECNICA_CONFORMIDAD_ISO_COBIT_V01.docx
@@ -217,7 +217,7 @@
           <w:sz w:val="20"/>
           <w:szCs w:val="20"/>
         </w:rPr>
-        <w:t xml:space="preserve"> Yvan Ciprián | T.S.U. Josue Pacheco (Desarrollo &amp; QA)  </w:t>
+        <w:t xml:space="preserve"> Yvan Cipiran | T.S.U. Josue Pacheco (Desarrollo &amp; QA)  </w:t>
       </w:r>
     </w:p>
     <w:p>
@@ -5421,7 +5421,7 @@
           <w:sz w:val="20"/>
           <w:szCs w:val="20"/>
         </w:rPr>
-        <w:t xml:space="preserve">Yvan Ciprián</w:t>
+        <w:t xml:space="preserve">Yvan Cipiran</w:t>
       </w:r>
       <w:r>
         <w:rPr>
